--- a/PP-salygos/templates/TPS_forma.docx
+++ b/PP-salygos/templates/TPS_forma.docx
@@ -15357,7 +15357,7 @@
                 <w:szCs w:val="20"/>
                 <w:lang w:val="en-GB"/>
               </w:rPr>
-              <w:t>required—submission</w:t>
+              <w:t>required - submission</w:t>
             </w:r>
             <w:proofErr w:type="gramEnd"/>
             <w:r>

--- a/PP-salygos/templates/TPS_forma.docx
+++ b/PP-salygos/templates/TPS_forma.docx
@@ -21998,7 +21998,7 @@
                 <w:sz w:val="20"/>
                 <w:szCs w:val="20"/>
               </w:rPr>
-              <w:t xml:space="preserve">Tiekėjas arba jo pasitelktas subtiekėjas, arba ūkio subjektas, kurio pajėgumais remiamasi   privalo atitikti bent vieną iš socialinių reikalavimų, nurodytų </w:t>
+              <w:t xml:space="preserve">Tiekėjas arba jo pasitelktas subtiekėjas, arba ūkio subjektas, kurio pajėgumais remiamasi, privalo atitikti bent vieną iš socialinių reikalavimų, nurodytų </w:t>
             </w:r>
             <w:r>
               <w:rPr>
@@ -22048,7 +22048,7 @@
                 <w:sz w:val="20"/>
                 <w:szCs w:val="20"/>
               </w:rPr>
-              <w:t xml:space="preserve">y., </w:t>
+              <w:t xml:space="preserve">y. </w:t>
             </w:r>
             <w:r>
               <w:rPr>
@@ -22099,7 +22099,7 @@
                 <w:sz w:val="20"/>
                 <w:szCs w:val="20"/>
               </w:rPr>
-              <w:t xml:space="preserve"> ir /</w:t>
+              <w:t xml:space="preserve"> ir (</w:t>
             </w:r>
             <w:r>
               <w:rPr>
@@ -22109,6 +22109,27 @@
                 <w:sz w:val="20"/>
                 <w:szCs w:val="20"/>
               </w:rPr>
+              <w:t xml:space="preserve">a</w:t>
+            </w:r>
+            <w:r>
+              <w:rPr>
+                <w:rFonts w:ascii="Arial" w:hAnsi="Arial" w:cs="Arial"/>
+                <w:b/>
+                <w:bCs/>
+                <w:sz w:val="20"/>
+                <w:szCs w:val="20"/>
+                <w:u w:val="single"/>
+              </w:rPr>
+              <w:t>rba)</w:t>
+            </w:r>
+            <w:r>
+              <w:rPr>
+                <w:rFonts w:ascii="Arial" w:hAnsi="Arial" w:cs="Arial"/>
+                <w:b/>
+                <w:bCs/>
+                <w:sz w:val="20"/>
+                <w:szCs w:val="20"/>
+              </w:rPr>
               <w:t xml:space="preserve"> </w:t>
             </w:r>
             <w:r>
@@ -22118,9 +22139,8 @@
                 <w:bCs/>
                 <w:sz w:val="20"/>
                 <w:szCs w:val="20"/>
-                <w:u w:val="single"/>
-              </w:rPr>
-              <w:t>arba</w:t>
+              </w:rPr>
+              <w:t xml:space="preserve">bent </w:t>
             </w:r>
             <w:r>
               <w:rPr>
@@ -22130,7 +22150,7 @@
                 <w:sz w:val="20"/>
                 <w:szCs w:val="20"/>
               </w:rPr>
-              <w:t xml:space="preserve"> </w:t>
+              <w:t xml:space="preserve">vieną iš </w:t>
             </w:r>
             <w:r>
               <w:rPr>
@@ -22140,7 +22160,7 @@
                 <w:sz w:val="20"/>
                 <w:szCs w:val="20"/>
               </w:rPr>
-              <w:t xml:space="preserve">bent </w:t>
+              <w:t>4</w:t>
             </w:r>
             <w:r>
               <w:rPr>
@@ -22150,26 +22170,6 @@
                 <w:sz w:val="20"/>
                 <w:szCs w:val="20"/>
               </w:rPr>
-              <w:t xml:space="preserve">vieną iš </w:t>
-            </w:r>
-            <w:r>
-              <w:rPr>
-                <w:rFonts w:ascii="Arial" w:hAnsi="Arial" w:cs="Arial"/>
-                <w:b/>
-                <w:bCs/>
-                <w:sz w:val="20"/>
-                <w:szCs w:val="20"/>
-              </w:rPr>
-              <w:t>4</w:t>
-            </w:r>
-            <w:r>
-              <w:rPr>
-                <w:rFonts w:ascii="Arial" w:hAnsi="Arial" w:cs="Arial"/>
-                <w:b/>
-                <w:bCs/>
-                <w:sz w:val="20"/>
-                <w:szCs w:val="20"/>
-              </w:rPr>
               <w:t xml:space="preserve"> lentelės 2 punkte nurodytų priemonių, skirtų psichologinio smurto prevencijai užtikrinti ir aktyvių veiksmų pagalbai asmenims, patyrusiems psichologinį smurtą, suteikti. </w:t>
             </w:r>
             <w:r>
@@ -22235,7 +22235,7 @@
                 <w:sz w:val="20"/>
                 <w:szCs w:val="20"/>
               </w:rPr>
-              <w:t xml:space="preserve"> bus prašoma pateikti tik iš Tiekėjo, kuris pagal sudarytą pasiūlymų eilę, pateikė ekonomiškai naudingiausią pasiūlymą</w:t>
+              <w:t xml:space="preserve"> bus prašoma pateikti tik iš Tiekėjo, kuris pagal sudarytą pasiūlymų eilę pateikė ekonomiškai naudingiausią pasiūlymą</w:t>
             </w:r>
             <w:r>
               <w:rPr>
@@ -24218,7 +24218,7 @@
                 <w:sz w:val="20"/>
                 <w:szCs w:val="20"/>
               </w:rPr>
-              <w:t>Kitų dokumentų bus prašoma pateikti tik iš Tiekėjo, kuris pagal sudarytą pasiūlymų eilę, pateikė ekonomiškai naudingiausią pasiūlymą:</w:t>
+              <w:t>Kitų dokumentų bus prašoma pateikti tik iš Tiekėjo, kuris pagal sudarytą pasiūlymų eilę pateikė ekonomiškai naudingiausią pasiūlymą:</w:t>
             </w:r>
             <w:r>
               <w:rPr>
@@ -25678,7 +25678,7 @@
                 <w:sz w:val="20"/>
                 <w:szCs w:val="20"/>
               </w:rPr>
-              <w:t>Kitų dokumentų (vieno ar kelių) bus prašoma pateikti tik iš Tiekėjo, kuris pagal sudarytą pasiūlymų eilę, pateikė ekonomiškai naudingiausią pasiūlymą:</w:t>
+              <w:t>Kitų dokumentų (vieno ar kelių) bus prašoma pateikti tik iš Tiekėjo, kuris pagal sudarytą pasiūlymų eilę pateikė ekonomiškai naudingiausią pasiūlymą:</w:t>
             </w:r>
           </w:p>
           <w:p>
@@ -29676,7 +29676,7 @@
                 <w:sz w:val="20"/>
                 <w:szCs w:val="20"/>
               </w:rPr>
-              <w:t xml:space="preserve"> bus prašoma pateikti tik iš Tiekėjo, kuris pagal sudarytą pasiūlymų eilę, pateikė ekonomiškai naudingiausią pasiūlymą: </w:t>
+              <w:t xml:space="preserve"> bus prašoma pateikti tik iš Tiekėjo, kuris pagal sudarytą pasiūlymų eilę pateikė ekonomiškai naudingiausią pasiūlymą: </w:t>
             </w:r>
             <w:r>
               <w:rPr>

--- a/PP-salygos/templates/TPS_forma.docx
+++ b/PP-salygos/templates/TPS_forma.docx
@@ -20341,7 +20341,7 @@
                 <w:szCs w:val="20"/>
                 <w:lang w:val="en-GB"/>
               </w:rPr>
-              <w:t xml:space="preserve">are the employees of the Supplier / Economic entity on whose capacities the Supplier relies on to meet the Qualification Requirements (as indicated in </w:t>
+              <w:t xml:space="preserve">are the employees of the Supplier / Economic entity on whose capacities the Supplier relies to meet the Qualification Requirements (as indicated in </w:t>
             </w:r>
             <w:r>
               <w:rPr>
@@ -33297,7 +33297,7 @@
                 <w:szCs w:val="20"/>
                 <w:lang w:val="en-GB"/>
               </w:rPr>
-              <w:t xml:space="preserve"> that are not registered (the Supplier, the Sub-supplier, a member of the Supplier group, the Economic entity on whose capacities the Supplier relies on, the Quasi-Sub-supplier, a natural person is not a permanent resident or has a citizenship) in a member state of the European Union, member state of the North Atlantic Treaty Organization or in a third country which is a signatory to the international agreements referred to in Article 29 (4) of the LP.</w:t>
+              <w:t xml:space="preserve"> that are not registered (the Supplier, the Sub-supplier, a member of the Supplier group, the Economic entity on whose capacities the Supplier relies, the Quasi-Sub-supplier, a natural person is not a permanent resident or has a citizenship) in a member state of the European Union, member state of the North Atlantic Treaty Organization or in a third country which is a signatory to the international agreements referred to in Article 29 (4) of the LP.</w:t>
             </w:r>
           </w:p>
           <w:p>

--- a/PP-salygos/templates/TPS_forma.docx
+++ b/PP-salygos/templates/TPS_forma.docx
@@ -31772,7 +31772,7 @@
                 <w:szCs w:val="20"/>
               </w:rPr>
               <w:lastRenderedPageBreak/>
-              <w:t>Lietuvos Respublika bei Jungtinių Amerikos Valstijų sankcijos (ribojamosios priemonės).</w:t>
+              <w:t>Lietuvos Respublika, bei Jungtinių Amerikos Valstijų sankcijos (ribojamosios priemonės).</w:t>
             </w:r>
           </w:p>
         </w:tc>
@@ -33216,7 +33216,7 @@
                 <w:sz w:val="20"/>
                 <w:szCs w:val="20"/>
               </w:rPr>
-              <w:t xml:space="preserve">Pirkime negali dalyvauti Tiekėjai, Subtiekėjai, Tiekėjų grupės nariai, Ūkio subjektai, kurių pajėgumais remiamasi , kurie nėra registruoti (Tiekėjas, Tiekėjų grupės narys, Subtiekėjas, Ūkio subjektas, kurio pajėgumais remiamasi, </w:t>
+              <w:t xml:space="preserve">Pirkime negali dalyvauti Tiekėjai, Subtiekėjai, Tiekėjų grupės nariai, Ūkio subjektai, kurių pajėgumais remiamasi , kurie nėra registruoti (jeigu Tiekėjas, Tiekėjų grupės narys, Subtiekėjas, Ūkio subjektas, kurio pajėgumais remiamasi, ar Kvazisubtiekėjas yra fizinis asmuo – nuolat gyvenantis ar turintis pilietybę</w:t>
             </w:r>
             <w:proofErr w:type="spellStart"/>
             <w:r>
@@ -33226,7 +33226,7 @@
                 <w:sz w:val="20"/>
                 <w:szCs w:val="20"/>
               </w:rPr>
-              <w:t>Kvazisubtiekėjas</w:t>
+              <w:t/>
             </w:r>
             <w:proofErr w:type="spellEnd"/>
             <w:r>
@@ -33236,7 +33236,7 @@
                 <w:sz w:val="20"/>
                 <w:szCs w:val="20"/>
               </w:rPr>
-              <w:t>, kuris yra fizinis asmuo – nuolat gyvenantis ar turintys pilietybę) Europos Sąjungos valstybėje narėje, Šiaurės Atlanto sutarties organizacijos valstybėje narėje ar trečiojoje šalyje, pasirašiusioje PĮ 29 straipsnio 4 dalyje nurodytus tarptautinius susitarimus.</w:t>
+              <w:t>) Europos Sąjungos valstybėje narėje, Šiaurės Atlanto sutarties organizacijos valstybėje narėje ar trečiojoje šalyje, pasirašiusioje PĮ 29 straipsnio 4 dalyje nurodytus tarptautinius susitarimus.</w:t>
             </w:r>
             <w:r>
               <w:rPr>

--- a/PP-salygos/templates/TPS_forma.docx
+++ b/PP-salygos/templates/TPS_forma.docx
@@ -43809,7 +43809,7 @@
                 <w:sz w:val="20"/>
                 <w:szCs w:val="20"/>
               </w:rPr>
-              <w:t xml:space="preserve"> Eur. Laimėjęs Tiekėjas pateikia Sutarties užtikrinimo įvykdymo užtikrinimą iki Sutarties sudarymo</w:t>
+              <w:t xml:space="preserve"> Eur. Laimėjęs Tiekėjas pateikia Sutarties įvykdymo užtikrinimą iki Sutarties sudarymo</w:t>
             </w:r>
             <w:r>
               <w:rPr>

--- a/PP-salygos/templates/TPS_forma.docx
+++ b/PP-salygos/templates/TPS_forma.docx
@@ -28642,7 +28642,7 @@
                 <w:lang w:val="en-GB"/>
               </w:rPr>
               <w:lastRenderedPageBreak/>
-              <w:t xml:space="preserve">The Government of the Republic of Lithuania, in accordance with the criteria established in the Law on the Protection of Objects Important for Ensuring National Security, has adopted a decision confirming that the entities </w:t>
+              <w:t xml:space="preserve">The Government of the Republic of Lithuania, in accordance with the criteria established in the Law on the Protection of Objects Important for Ensuring National Security, has not adopted a decision confirming that the entities specified in Clauses 1 and 2 of this table, or the transaction intended to be concluded (concluded) with them,</w:t>
             </w:r>
             <w:r>
               <w:rPr>
@@ -28652,7 +28652,7 @@
                 <w:lang w:val="en-GB"/>
               </w:rPr>
               <w:lastRenderedPageBreak/>
-              <w:t xml:space="preserve">specified in Clauses 1 and / or </w:t>
+              <w:t xml:space="preserve"/>
             </w:r>
             <w:proofErr w:type="gramStart"/>
             <w:r>
@@ -28662,7 +28662,7 @@
                 <w:szCs w:val="20"/>
                 <w:lang w:val="en-GB"/>
               </w:rPr>
-              <w:t>2  of</w:t>
+              <w:t/>
             </w:r>
             <w:proofErr w:type="gramEnd"/>
             <w:r>
@@ -28672,7 +28672,7 @@
                 <w:szCs w:val="20"/>
                 <w:lang w:val="en-GB"/>
               </w:rPr>
-              <w:t xml:space="preserve"> this table do not meet national security interests;</w:t>
+              <w:t xml:space="preserve"> do not meet national security interests;</w:t>
             </w:r>
           </w:p>
         </w:tc>

--- a/PP-salygos/templates/TPS_forma.docx
+++ b/PP-salygos/templates/TPS_forma.docx
@@ -36015,7 +36015,7 @@
                 <w:sz w:val="20"/>
                 <w:szCs w:val="20"/>
               </w:rPr>
-              <w:t xml:space="preserve">Užpildytas ir pasirašytas deklaracijas, patvirtinančias sutikimą būti Subtiekėju, Ūkio subjektu, kurio pajėgumais remiamasi Perkančiojo subjekto atliekamame Pirkime, ar/ar </w:t>
+              <w:t xml:space="preserve">Užpildytas ir pasirašytas deklaracijas, patvirtinančias sutikimą būti Subtiekėju, Ūkio subjektu, kurio pajėgumais remiamasi Perkančiojo subjekto atliekamame Pirkime, ir/ar </w:t>
             </w:r>
             <w:proofErr w:type="spellStart"/>
             <w:r>
@@ -37563,7 +37563,7 @@
                 <w:szCs w:val="20"/>
                 <w:lang w:val="en-GB"/>
               </w:rPr>
-              <w:t>A duly completed and signed Declaration of Compliance with the National Security Requirements in accordance with the SPS Annex C form.</w:t>
+              <w:t>A duly completed and signed Declaration of Compliance with the National Security Requirements in accordance with the form of Annex 7 to the SPC.</w:t>
             </w:r>
           </w:p>
         </w:tc>
@@ -42489,7 +42489,7 @@
                 <w:szCs w:val="20"/>
                 <w:lang w:val="en-GB"/>
               </w:rPr>
-              <w:t>ot</w:t>
+              <w:t>or</w:t>
             </w:r>
             <w:proofErr w:type="spellEnd"/>
             <w:r>
